--- a/МатМодиИИ/ФОС/ОС_Б1.О.04.25_Теоретическая_механика.docx
+++ b/МатМодиИИ/ФОС/ОС_Б1.О.04.25_Теоретическая_механика.docx
@@ -627,7 +627,7 @@
                 <w:sz w:val="28"/>
                 <w:szCs w:val="28"/>
               </w:rPr>
-              <w:t xml:space="preserve">Направленность (профиль):</w:t>
+              <w:t xml:space="preserve">Направленность (профиль)/специализация программы:</w:t>
             </w:r>
           </w:p>
         </w:tc>
@@ -1579,7 +1579,7 @@
           <w:szCs w:val="24"/>
           <w:lang w:val="ru-RU" w:eastAsia="zh-CN"/>
         </w:rPr>
-        <w:t xml:space="preserve">ПАСПОРТ ОЦЕНОЧНЫХ МАТЕРИАЛОВ ПО ДИСЦИПЛИНЕ ДЛЯ ПРОМЕЖУТОЧНОЙ АТТЕСТАЦИИ</w:t>
+        <w:t xml:space="preserve">ПАСПОРТ ОЦЕНОЧНЫХ МАТЕРИАЛОВ ПО ДИСЦИПЛИНЕ (МОДУЛЮ) ДЛЯ ПРОМЕЖУТОЧНОЙ АТТЕСТАЦИИ</w:t>
       </w:r>
     </w:p>
     <w:tbl>
@@ -5877,6 +5877,131 @@
           <w:lang w:eastAsia="zh-CN"/>
         </w:rPr>
         <w:t xml:space="preserve">ОЦЕНОЧНЫЕ МАТЕРИАЛЫ ДЛЯ ПРОВЕДЕНИЯ ТЕКУЩЕГО КОНТРОЛЯ ОБУЧАЮЩИХСЯ ПО ДИСЦИПЛИНЕ</w:t>
+      </w:r>
+    </w:p>
+    <w:p>
+      <w:pPr>
+        <w:widowControl/>
+        <w:autoSpaceDE/>
+        <w:autoSpaceDN/>
+        <w:adjustRightInd/>
+        <w:spacing w:after="200" w:line="276" w:lineRule="auto"/>
+        <w:ind w:firstLine="0"/>
+        <w:jc w:val="center"/>
+        <w:rPr>
+          <w:kern w:val="2"/>
+          <w:sz w:val="24"/>
+          <w:szCs w:val="24"/>
+          <w:lang w:eastAsia="zh-CN"/>
+        </w:rPr>
+        <w:keepNext/>
+        <w:keepLines/>
+      </w:pPr>
+      <w:r>
+        <w:t>Формы текущего контроля успеваемости</w:t>
+      </w:r>
+    </w:p>
+    <w:p>
+      <w:pPr>
+        <w:widowControl/>
+        <w:tabs>
+          <w:tab w:val="left" w:pos="709"/>
+        </w:tabs>
+        <w:suppressAutoHyphens w:val="0"/>
+        <w:spacing w:line="0" w:lineRule="atLeast"/>
+        <w:ind w:left="709" w:hanging="709"/>
+        <w:rPr>
+          <w:rFonts w:ascii="Times New Roman" w:hAnsi="Times New Roman" w:cs="Times New Roman"/>
+          <w:color w:val="auto"/>
+          <w:sz w:val="28"/>
+          <w:szCs w:val="28"/>
+        </w:rPr>
+      </w:pPr>
+      <w:r>
+        <w:rPr>
+          <w:rFonts w:ascii="Times New Roman" w:hAnsi="Times New Roman" w:cs="Times New Roman"/>
+          <w:color w:val="auto"/>
+          <w:sz w:val="28"/>
+          <w:szCs w:val="28"/>
+        </w:rPr>
+        <w:t>Решение задач на практических занятиях;</w:t>
+      </w:r>
+    </w:p>
+    <w:p>
+      <w:pPr>
+        <w:widowControl/>
+        <w:tabs>
+          <w:tab w:val="left" w:pos="709"/>
+        </w:tabs>
+        <w:suppressAutoHyphens w:val="0"/>
+        <w:spacing w:line="0" w:lineRule="atLeast"/>
+        <w:ind w:left="709" w:hanging="709"/>
+        <w:rPr>
+          <w:rFonts w:ascii="Times New Roman" w:hAnsi="Times New Roman" w:cs="Times New Roman"/>
+          <w:color w:val="auto"/>
+          <w:sz w:val="28"/>
+          <w:szCs w:val="28"/>
+        </w:rPr>
+      </w:pPr>
+      <w:r>
+        <w:rPr>
+          <w:rFonts w:ascii="Times New Roman" w:hAnsi="Times New Roman" w:cs="Times New Roman"/>
+          <w:color w:val="auto"/>
+          <w:sz w:val="28"/>
+          <w:szCs w:val="28"/>
+        </w:rPr>
+        <w:t>Контрольная работа</w:t>
+      </w:r>
+    </w:p>
+    <w:p>
+      <w:pPr>
+        <w:keepNext/>
+        <w:keepLines/>
+        <w:widowControl/>
+        <w:suppressAutoHyphens w:val="0"/>
+        <w:autoSpaceDE w:val="0"/>
+        <w:autoSpaceDN w:val="0"/>
+        <w:jc w:val="both"/>
+        <w:rPr>
+          <w:rFonts w:ascii="Times New Roman" w:eastAsia="Times New Roman" w:hAnsi="Times New Roman" w:cs="Times New Roman"/>
+          <w:color w:val="auto"/>
+          <w:sz w:val="28"/>
+          <w:szCs w:val="28"/>
+          <w:lang w:eastAsia="en-US" w:bidi="ar-SA"/>
+        </w:rPr>
+      </w:pPr>
+      <w:r>
+        <w:rPr>
+          <w:rFonts w:ascii="Times New Roman" w:eastAsia="Times New Roman" w:hAnsi="Times New Roman" w:cs="Times New Roman"/>
+          <w:color w:val="auto"/>
+          <w:sz w:val="28"/>
+          <w:szCs w:val="28"/>
+          <w:lang w:eastAsia="en-US" w:bidi="ar-SA"/>
+        </w:rPr>
+        <w:t>Перечень лабораторных работ (при наличии)</w:t>
+      </w:r>
+    </w:p>
+    <w:p>
+      <w:pPr>
+        <w:widowControl/>
+        <w:jc w:val="both"/>
+        <w:rPr>
+          <w:rFonts w:ascii="Times New Roman" w:hAnsi="Times New Roman" w:cs="Times New Roman"/>
+          <w:b/>
+          <w:color w:val="auto"/>
+          <w:sz w:val="28"/>
+          <w:szCs w:val="28"/>
+        </w:rPr>
+      </w:pPr>
+      <w:r>
+        <w:rPr>
+          <w:rFonts w:ascii="Times New Roman" w:hAnsi="Times New Roman" w:cs="Times New Roman"/>
+          <w:b/>
+          <w:color w:val="auto"/>
+          <w:sz w:val="28"/>
+          <w:szCs w:val="28"/>
+        </w:rPr>
+        <w:t>Лабораторный практикум не предусмотрен.</w:t>
       </w:r>
     </w:p>
     <w:p>
